--- a/MSD.docx
+++ b/MSD.docx
@@ -3,17 +3,12 @@
 <w:document xmlns:wpc="http://schemas.microsoft.com/office/word/2010/wordprocessingCanvas" xmlns:mc="http://schemas.openxmlformats.org/markup-compatibility/2006" xmlns:o="urn:schemas-microsoft-com:office:office" xmlns:r="http://schemas.openxmlformats.org/officeDocument/2006/relationships" xmlns:m="http://schemas.openxmlformats.org/officeDocument/2006/math" xmlns:v="urn:schemas-microsoft-com:vml" xmlns:wp14="http://schemas.microsoft.com/office/word/2010/wordprocessingDrawing" xmlns:wp="http://schemas.openxmlformats.org/drawingml/2006/wordprocessingDrawing" xmlns:w10="urn:schemas-microsoft-com:office:word" xmlns:w="http://schemas.openxmlformats.org/wordprocessingml/2006/main" xmlns:w14="http://schemas.microsoft.com/office/word/2010/wordml" xmlns:wpg="http://schemas.microsoft.com/office/word/2010/wordprocessingGroup" xmlns:wpi="http://schemas.microsoft.com/office/word/2010/wordprocessingInk" xmlns:wne="http://schemas.microsoft.com/office/word/2006/wordml" xmlns:wps="http://schemas.microsoft.com/office/word/2010/wordprocessingShape" mc:Ignorable="w14 wp14">
   <w:body>
     <w:p>
+      <w:r>
+        <w:t>import re</w:t>
+      </w:r>
       <w:bookmarkStart w:id="0" w:name="_GoBack"/>
-      <w:proofErr w:type="gramStart"/>
-      <w:r>
-        <w:t>cube</w:t>
-      </w:r>
-      <w:proofErr w:type="gramEnd"/>
-      <w:r>
-        <w:t xml:space="preserve"> = lambda x: x**3 </w:t>
-      </w:r>
-    </w:p>
-    <w:p/>
+      <w:bookmarkEnd w:id="0"/>
+    </w:p>
     <w:p>
       <w:proofErr w:type="spellStart"/>
       <w:proofErr w:type="gramStart"/>
@@ -23,119 +18,111 @@
       <w:proofErr w:type="spellEnd"/>
       <w:proofErr w:type="gramEnd"/>
       <w:r>
+        <w:t xml:space="preserve"> fun(s):</w:t>
+      </w:r>
+    </w:p>
+    <w:p>
+      <w:r>
+        <w:t xml:space="preserve">    # Regex breakdown:</w:t>
+      </w:r>
+    </w:p>
+    <w:p>
+      <w:r>
+        <w:t xml:space="preserve">    # </w:t>
+      </w:r>
+      <w:proofErr w:type="gramStart"/>
+      <w:r>
+        <w:t>^[</w:t>
+      </w:r>
+      <w:proofErr w:type="gramEnd"/>
+      <w:r>
+        <w:t>a-zA-Z0-9_-]+ : Username (letters, digits, -, _)</w:t>
+      </w:r>
+    </w:p>
+    <w:p>
+      <w:r>
+        <w:t xml:space="preserve">    # @               : Literal @</w:t>
+      </w:r>
+    </w:p>
+    <w:p>
+      <w:r>
+        <w:t xml:space="preserve">    # [a-zA-Z0-9</w:t>
+      </w:r>
+      <w:proofErr w:type="gramStart"/>
+      <w:r>
+        <w:t>]+</w:t>
+      </w:r>
+      <w:proofErr w:type="gramEnd"/>
+      <w:r>
+        <w:t xml:space="preserve">    : Website (letters, digits)</w:t>
+      </w:r>
+    </w:p>
+    <w:p>
+      <w:r>
+        <w:t xml:space="preserve">    # \.              : Literal dot</w:t>
+      </w:r>
+    </w:p>
+    <w:p>
+      <w:r>
+        <w:t xml:space="preserve">    # [a-</w:t>
+      </w:r>
+      <w:proofErr w:type="spellStart"/>
+      <w:r>
+        <w:t>zA</w:t>
+      </w:r>
+      <w:proofErr w:type="spellEnd"/>
+      <w:r>
+        <w:t>-Z</w:t>
+      </w:r>
+      <w:proofErr w:type="gramStart"/>
+      <w:r>
+        <w:t>]{</w:t>
+      </w:r>
+      <w:proofErr w:type="gramEnd"/>
+      <w:r>
+        <w:t>1,3}$  : Extension (letters only, max length 3)</w:t>
+      </w:r>
+    </w:p>
+    <w:p>
+      <w:r>
+        <w:t xml:space="preserve">    pattern = r'^[a-zA-Z0-9_-]+@[a-zA-Z0-9]+\.[a-</w:t>
+      </w:r>
+      <w:proofErr w:type="spellStart"/>
+      <w:r>
+        <w:t>zA</w:t>
+      </w:r>
+      <w:proofErr w:type="spellEnd"/>
+      <w:r>
+        <w:t>-Z]{1</w:t>
+      </w:r>
+      <w:proofErr w:type="gramStart"/>
+      <w:r>
+        <w:t>,3</w:t>
+      </w:r>
+      <w:proofErr w:type="gramEnd"/>
+      <w:r>
+        <w:t>}$'</w:t>
+      </w:r>
+    </w:p>
+    <w:p>
+      <w:r>
+        <w:t xml:space="preserve">    </w:t>
+      </w:r>
+      <w:proofErr w:type="gramStart"/>
+      <w:r>
+        <w:t>return</w:t>
+      </w:r>
+      <w:proofErr w:type="gramEnd"/>
+      <w:r>
         <w:t xml:space="preserve"> </w:t>
       </w:r>
       <w:proofErr w:type="spellStart"/>
       <w:r>
-        <w:t>fibonacci</w:t>
+        <w:t>re.match</w:t>
       </w:r>
       <w:proofErr w:type="spellEnd"/>
       <w:r>
-        <w:t>(n):</w:t>
-      </w:r>
-    </w:p>
-    <w:p>
-      <w:r>
-        <w:t xml:space="preserve">    </w:t>
-      </w:r>
-    </w:p>
-    <w:p>
-      <w:r>
-        <w:t xml:space="preserve">    </w:t>
-      </w:r>
-      <w:proofErr w:type="spellStart"/>
-      <w:r>
-        <w:t>fib_list</w:t>
-      </w:r>
-      <w:proofErr w:type="spellEnd"/>
-      <w:r>
-        <w:t xml:space="preserve"> = []</w:t>
-      </w:r>
-    </w:p>
-    <w:p>
-      <w:r>
-        <w:t xml:space="preserve">    </w:t>
-      </w:r>
-      <w:proofErr w:type="gramStart"/>
-      <w:r>
-        <w:t>a</w:t>
-      </w:r>
-      <w:proofErr w:type="gramEnd"/>
-      <w:r>
-        <w:t>, b = 0, 1</w:t>
-      </w:r>
-    </w:p>
-    <w:p>
-      <w:r>
-        <w:t xml:space="preserve">    </w:t>
-      </w:r>
-      <w:proofErr w:type="gramStart"/>
-      <w:r>
-        <w:t>for</w:t>
-      </w:r>
-      <w:proofErr w:type="gramEnd"/>
-      <w:r>
-        <w:t xml:space="preserve"> _ in range(n):</w:t>
-      </w:r>
-    </w:p>
-    <w:p>
-      <w:r>
-        <w:t xml:space="preserve">        </w:t>
-      </w:r>
-      <w:proofErr w:type="spellStart"/>
-      <w:r>
-        <w:t>fib_</w:t>
-      </w:r>
-      <w:proofErr w:type="gramStart"/>
-      <w:r>
-        <w:t>list.append</w:t>
-      </w:r>
-      <w:proofErr w:type="spellEnd"/>
-      <w:r>
-        <w:t>(</w:t>
-      </w:r>
-      <w:proofErr w:type="gramEnd"/>
-      <w:r>
-        <w:t>a)</w:t>
-      </w:r>
-    </w:p>
-    <w:p>
-      <w:r>
-        <w:t xml:space="preserve">        </w:t>
-      </w:r>
-      <w:proofErr w:type="gramStart"/>
-      <w:r>
-        <w:t>a</w:t>
-      </w:r>
-      <w:proofErr w:type="gramEnd"/>
-      <w:r>
-        <w:t>, b = b, a + b</w:t>
-      </w:r>
-    </w:p>
-    <w:p>
-      <w:r>
-        <w:t xml:space="preserve">    </w:t>
-      </w:r>
-      <w:proofErr w:type="gramStart"/>
-      <w:r>
-        <w:t>return</w:t>
-      </w:r>
-      <w:proofErr w:type="gramEnd"/>
-      <w:r>
-        <w:t xml:space="preserve"> </w:t>
-      </w:r>
-      <w:proofErr w:type="spellStart"/>
-      <w:r>
-        <w:t>fib_list</w:t>
-      </w:r>
-      <w:proofErr w:type="spellEnd"/>
-    </w:p>
-    <w:p/>
-    <w:bookmarkEnd w:id="0"/>
-    <w:p/>
-    <w:p>
-      <w:r>
-        <w:t xml:space="preserve">   </w:t>
+        <w:t>(pattern, s) is not None</w:t>
       </w:r>
     </w:p>
     <w:sectPr>
